--- a/outputs/predicted_words.docx
+++ b/outputs/predicted_words.docx
@@ -12,9 +12,7 @@
     </w:p>
     <w:p>
       <w:r>
-        <w:t>\e</w:t>
-        <w:br/>
-        <w:t>A War</w:t>
+        <w:t>Hello how are you?</w:t>
       </w:r>
     </w:p>
     <w:sectPr>
